--- a/report/theoretical-report.docx
+++ b/report/theoretical-report.docx
@@ -49,10 +49,7 @@
         <w:t xml:space="preserve"> </w:t>
       </w:r>
       <w:r>
-        <w:t xml:space="preserve">Дата:</w:t>
-      </w:r>
-      <w:r>
-        <w:t xml:space="preserve"> </w:t>
+        <w:t xml:space="preserve">Дата: 28 октября 2026</w:t>
       </w:r>
     </w:p>
     <w:p>

--- a/report/theoretical-report.docx
+++ b/report/theoretical-report.docx
@@ -28,10 +28,7 @@
         <w:pStyle w:val="BodyText"/>
       </w:pPr>
       <w:r>
-        <w:t xml:space="preserve">Автор:</w:t>
-      </w:r>
-      <w:r>
-        <w:t xml:space="preserve"> </w:t>
+        <w:t xml:space="preserve">Автор: gybraty</w:t>
       </w:r>
       <w:r>
         <w:t xml:space="preserve"> </w:t>

--- a/report/theoretical-report.docx
+++ b/report/theoretical-report.docx
@@ -1632,6 +1632,7 @@
     </w:pPr>
     <w:rPr>
       <w:rFonts w:asciiTheme="majorHAnsi" w:cstheme="majorBidi" w:eastAsiaTheme="majorEastAsia" w:hAnsiTheme="majorHAnsi"/>
+      <w:color w:val="000000"/>
       <w:sz w:val="56"/>
       <w:szCs w:val="56"/>
     </w:rPr>
@@ -1644,6 +1645,7 @@
     <w:rsid w:val="00A10FD9"/>
     <w:rPr>
       <w:rFonts w:asciiTheme="majorHAnsi" w:cstheme="majorBidi" w:eastAsiaTheme="majorEastAsia" w:hAnsiTheme="majorHAnsi"/>
+      <w:color w:val="000000"/>
       <w:sz w:val="56"/>
       <w:szCs w:val="56"/>
     </w:rPr>
@@ -1663,6 +1665,7 @@
     </w:pPr>
     <w:rPr>
       <w:rFonts w:cstheme="majorBidi" w:eastAsiaTheme="majorEastAsia"/>
+      <w:color w:val="000000"/>
       <w:spacing w:val="15"/>
       <w:sz w:val="28"/>
       <w:szCs w:val="28"/>
@@ -1676,7 +1679,7 @@
     <w:rsid w:val="00A10FD9"/>
     <w:rPr>
       <w:rFonts w:cstheme="majorBidi" w:eastAsiaTheme="majorEastAsia"/>
-      <w:color w:themeColor="text1" w:themeTint="A6" w:val="595959"/>
+      <w:color w:val="000000"/>
       <w:spacing w:val="15"/>
       <w:sz w:val="28"/>
       <w:szCs w:val="28"/>
@@ -1692,6 +1695,7 @@
       <w:keepLines/>
     </w:pPr>
     <w:rPr>
+      <w:color w:val="000000"/>
       <w:sz w:val="24"/>
       <w:szCs w:val="24"/>
     </w:rPr>
@@ -1706,6 +1710,7 @@
       <w:keepLines/>
     </w:pPr>
     <w:rPr>
+      <w:color w:val="000000"/>
       <w:sz w:val="24"/>
       <w:szCs w:val="24"/>
     </w:rPr>
@@ -1723,6 +1728,7 @@
     </w:pPr>
     <w:rPr>
       <w:b/>
+      <w:color w:val="000000"/>
       <w:sz w:val="20"/>
       <w:szCs w:val="20"/>
     </w:rPr>
@@ -1738,6 +1744,7 @@
       <w:spacing w:after="300" w:before="100"/>
     </w:pPr>
     <w:rPr>
+      <w:color w:val="000000"/>
       <w:sz w:val="20"/>
       <w:szCs w:val="20"/>
     </w:rPr>
@@ -1748,7 +1755,9 @@
     <w:next w:val="Bibliography"/>
     <w:qFormat/>
     <w:pPr/>
-    <w:rPr/>
+    <w:rPr>
+      <w:color w:val="000000"/>
+    </w:rPr>
   </w:style>
   <w:style w:styleId="Heading1" w:type="paragraph">
     <w:name w:val="heading 1"/>
@@ -1840,7 +1849,7 @@
       <w:rFonts w:cstheme="majorBidi" w:eastAsiaTheme="majorEastAsia"/>
       <w:i/>
       <w:iCs/>
-      <w:color w:themeColor="accent1" w:themeShade="BF" w:val="0F4761"/>
+      <w:color w:val="000000"/>
     </w:rPr>
   </w:style>
   <w:style w:styleId="Heading5" w:type="paragraph">
@@ -1861,7 +1870,7 @@
     </w:pPr>
     <w:rPr>
       <w:rFonts w:cstheme="majorBidi" w:eastAsiaTheme="majorEastAsia"/>
-      <w:color w:themeColor="accent1" w:themeShade="BF" w:val="0F4761"/>
+      <w:color w:val="000000"/>
     </w:rPr>
   </w:style>
   <w:style w:styleId="Heading6" w:type="paragraph">
@@ -1884,7 +1893,7 @@
       <w:rFonts w:cstheme="majorBidi" w:eastAsiaTheme="majorEastAsia"/>
       <w:i/>
       <w:iCs/>
-      <w:color w:themeColor="text1" w:themeTint="A6" w:val="595959"/>
+      <w:color w:val="000000"/>
     </w:rPr>
   </w:style>
   <w:style w:styleId="Heading7" w:type="paragraph">
@@ -1905,7 +1914,7 @@
     </w:pPr>
     <w:rPr>
       <w:rFonts w:cstheme="majorBidi" w:eastAsiaTheme="majorEastAsia"/>
-      <w:color w:themeColor="text1" w:themeTint="A6" w:val="595959"/>
+      <w:color w:val="000000"/>
     </w:rPr>
   </w:style>
   <w:style w:styleId="Heading8" w:type="paragraph">
@@ -1928,7 +1937,7 @@
       <w:rFonts w:cstheme="majorBidi" w:eastAsiaTheme="majorEastAsia"/>
       <w:i/>
       <w:iCs/>
-      <w:color w:themeColor="text1" w:themeTint="D8" w:val="272727"/>
+      <w:color w:val="000000"/>
     </w:rPr>
   </w:style>
   <w:style w:styleId="Heading9" w:type="paragraph">
@@ -1949,7 +1958,7 @@
     </w:pPr>
     <w:rPr>
       <w:rFonts w:cstheme="majorBidi" w:eastAsiaTheme="majorEastAsia"/>
-      <w:color w:themeColor="text1" w:themeTint="D8" w:val="272727"/>
+      <w:color w:val="000000"/>
     </w:rPr>
   </w:style>
   <w:style w:customStyle="1" w:styleId="Heading1Char" w:type="character">
@@ -1960,7 +1969,7 @@
     <w:rsid w:val="00A10FD9"/>
     <w:rPr>
       <w:rFonts w:asciiTheme="majorHAnsi" w:cstheme="majorBidi" w:eastAsiaTheme="majorEastAsia" w:hAnsiTheme="majorHAnsi"/>
-      <w:color w:themeColor="accent1" w:themeShade="BF" w:val="0F4761"/>
+      <w:color w:val="000000"/>
       <w:sz w:val="40"/>
       <w:szCs w:val="40"/>
     </w:rPr>
@@ -1974,7 +1983,7 @@
     <w:rsid w:val="00A10FD9"/>
     <w:rPr>
       <w:rFonts w:asciiTheme="majorHAnsi" w:cstheme="majorBidi" w:eastAsiaTheme="majorEastAsia" w:hAnsiTheme="majorHAnsi"/>
-      <w:color w:themeColor="accent1" w:themeShade="BF" w:val="0F4761"/>
+      <w:color w:val="000000"/>
       <w:sz w:val="32"/>
       <w:szCs w:val="32"/>
     </w:rPr>
@@ -1988,7 +1997,7 @@
     <w:rsid w:val="00A10FD9"/>
     <w:rPr>
       <w:rFonts w:cstheme="majorBidi" w:eastAsiaTheme="majorEastAsia"/>
-      <w:color w:themeColor="accent1" w:themeShade="BF" w:val="0F4761"/>
+      <w:color w:val="000000"/>
       <w:sz w:val="28"/>
       <w:szCs w:val="28"/>
     </w:rPr>
@@ -2004,7 +2013,7 @@
       <w:rFonts w:cstheme="majorBidi" w:eastAsiaTheme="majorEastAsia"/>
       <w:i/>
       <w:iCs/>
-      <w:color w:themeColor="accent1" w:themeShade="BF" w:val="0F4761"/>
+      <w:color w:val="000000"/>
     </w:rPr>
   </w:style>
   <w:style w:customStyle="1" w:styleId="Heading5Char" w:type="character">
@@ -2016,7 +2025,7 @@
     <w:rsid w:val="00A10FD9"/>
     <w:rPr>
       <w:rFonts w:cstheme="majorBidi" w:eastAsiaTheme="majorEastAsia"/>
-      <w:color w:themeColor="accent1" w:themeShade="BF" w:val="0F4761"/>
+      <w:color w:val="000000"/>
     </w:rPr>
   </w:style>
   <w:style w:customStyle="1" w:styleId="Heading6Char" w:type="character">
@@ -2030,7 +2039,7 @@
       <w:rFonts w:cstheme="majorBidi" w:eastAsiaTheme="majorEastAsia"/>
       <w:i/>
       <w:iCs/>
-      <w:color w:themeColor="text1" w:themeTint="A6" w:val="595959"/>
+      <w:color w:val="000000"/>
     </w:rPr>
   </w:style>
   <w:style w:customStyle="1" w:styleId="Heading7Char" w:type="character">
@@ -2042,7 +2051,7 @@
     <w:rsid w:val="00A10FD9"/>
     <w:rPr>
       <w:rFonts w:cstheme="majorBidi" w:eastAsiaTheme="majorEastAsia"/>
-      <w:color w:themeColor="text1" w:themeTint="A6" w:val="595959"/>
+      <w:color w:val="000000"/>
     </w:rPr>
   </w:style>
   <w:style w:customStyle="1" w:styleId="Heading8Char" w:type="character">
@@ -2056,7 +2065,7 @@
       <w:rFonts w:cstheme="majorBidi" w:eastAsiaTheme="majorEastAsia"/>
       <w:i/>
       <w:iCs/>
-      <w:color w:themeColor="text1" w:themeTint="D8" w:val="272727"/>
+      <w:color w:val="000000"/>
     </w:rPr>
   </w:style>
   <w:style w:customStyle="1" w:styleId="Heading9Char" w:type="character">
@@ -2068,7 +2077,7 @@
     <w:rsid w:val="00A10FD9"/>
     <w:rPr>
       <w:rFonts w:cstheme="majorBidi" w:eastAsiaTheme="majorEastAsia"/>
-      <w:color w:themeColor="text1" w:themeTint="D8" w:val="272727"/>
+      <w:color w:val="000000"/>
     </w:rPr>
   </w:style>
   <w:style w:styleId="BlockText" w:type="paragraph">
@@ -2095,6 +2104,9 @@
     <w:uiPriority w:val="9"/>
     <w:unhideWhenUsed/>
     <w:qFormat/>
+    <w:rPr>
+      <w:color w:val="000000"/>
+    </w:rPr>
   </w:style>
   <w:style w:styleId="FootnoteBlockText" w:type="paragraph">
     <w:name w:val="Footnote Block Text"/>
@@ -2107,11 +2119,17 @@
       <w:spacing w:after="100" w:before="100"/>
       <w:ind w:firstLine="0" w:left="480" w:right="480"/>
     </w:pPr>
+    <w:rPr>
+      <w:color w:val="000000"/>
+    </w:rPr>
   </w:style>
   <w:style w:default="1" w:styleId="DefaultParagraphFont" w:type="character">
     <w:name w:val="Default Paragraph Font"/>
     <w:semiHidden/>
     <w:unhideWhenUsed/>
+    <w:rPr>
+      <w:color w:val="000000"/>
+    </w:rPr>
   </w:style>
   <w:style w:default="1" w:styleId="Table" w:type="table">
     <w:name w:val="Table"/>
@@ -2119,6 +2137,9 @@
     <w:semiHidden/>
     <w:unhideWhenUsed/>
     <w:qFormat/>
+    <w:rPr>
+      <w:color w:val="000000"/>
+    </w:rPr>
     <w:tblPr>
       <w:tblInd w:type="dxa" w:w="0"/>
       <w:tblCellMar>
@@ -2148,11 +2169,15 @@
     </w:pPr>
     <w:rPr>
       <w:b/>
+      <w:color w:val="000000"/>
     </w:rPr>
   </w:style>
   <w:style w:customStyle="1" w:styleId="Definition" w:type="paragraph">
     <w:name w:val="Definition"/>
     <w:basedOn w:val="Normal"/>
+    <w:rPr>
+      <w:color w:val="000000"/>
+    </w:rPr>
   </w:style>
   <w:style w:styleId="Caption" w:type="paragraph">
     <w:name w:val="Caption"/>
@@ -2163,6 +2188,7 @@
     </w:pPr>
     <w:rPr>
       <w:i/>
+      <w:color w:val="000000"/>
     </w:rPr>
   </w:style>
   <w:style w:customStyle="1" w:styleId="TableCaption" w:type="paragraph">
@@ -2171,14 +2197,23 @@
     <w:pPr>
       <w:keepNext/>
     </w:pPr>
+    <w:rPr>
+      <w:color w:val="000000"/>
+    </w:rPr>
   </w:style>
   <w:style w:customStyle="1" w:styleId="ImageCaption" w:type="paragraph">
     <w:name w:val="Image Caption"/>
     <w:basedOn w:val="Caption"/>
+    <w:rPr>
+      <w:color w:val="000000"/>
+    </w:rPr>
   </w:style>
   <w:style w:customStyle="1" w:styleId="Figure" w:type="paragraph">
     <w:name w:val="Figure"/>
     <w:basedOn w:val="Normal"/>
+    <w:rPr>
+      <w:color w:val="000000"/>
+    </w:rPr>
   </w:style>
   <w:style w:customStyle="1" w:styleId="CaptionedFigure" w:type="paragraph">
     <w:name w:val="Captioned Figure"/>
@@ -2186,28 +2221,39 @@
     <w:pPr>
       <w:keepNext/>
     </w:pPr>
+    <w:rPr>
+      <w:color w:val="000000"/>
+    </w:rPr>
   </w:style>
   <w:style w:customStyle="1" w:styleId="BodyTextChar" w:type="character">
     <w:name w:val="Body Text Char"/>
     <w:basedOn w:val="DefaultParagraphFont"/>
     <w:link w:val="BodyText"/>
+    <w:rPr>
+      <w:color w:val="000000"/>
+    </w:rPr>
   </w:style>
   <w:style w:customStyle="1" w:styleId="VerbatimChar" w:type="character">
     <w:name w:val="Verbatim Char"/>
     <w:basedOn w:val="BodyTextChar"/>
     <w:rPr>
       <w:rFonts w:ascii="Consolas" w:hAnsi="Consolas"/>
+      <w:color w:val="000000"/>
       <w:sz w:val="22"/>
     </w:rPr>
   </w:style>
   <w:style w:customStyle="1" w:styleId="SectionNumber" w:type="character">
     <w:name w:val="Section Number"/>
     <w:basedOn w:val="BodyTextChar"/>
+    <w:rPr>
+      <w:color w:val="000000"/>
+    </w:rPr>
   </w:style>
   <w:style w:styleId="FootnoteReference" w:type="character">
     <w:name w:val="Footnote Reference"/>
     <w:basedOn w:val="BodyTextChar"/>
     <w:rPr>
+      <w:color w:val="000000"/>
       <w:vertAlign w:val="superscript"/>
     </w:rPr>
   </w:style>
@@ -2215,7 +2261,7 @@
     <w:name w:val="Hyperlink"/>
     <w:basedOn w:val="BodyTextChar"/>
     <w:rPr>
-      <w:color w:themeColor="accent1" w:val="4F81BD"/>
+      <w:color w:val="000000"/>
     </w:rPr>
   </w:style>
   <w:style w:styleId="TOCHeading" w:type="paragraph">
@@ -2233,242 +2279,8 @@
       <w:rFonts w:asciiTheme="majorHAnsi" w:cstheme="majorBidi" w:eastAsiaTheme="majorEastAsia" w:hAnsiTheme="majorHAnsi"/>
       <w:b w:val="0"/>
       <w:bCs w:val="0"/>
-      <w:color w:themeColor="accent1" w:themeShade="BF" w:val="365F91"/>
-    </w:rPr>
-  </w:style>
-  <w:style w:type="paragraph" w:customStyle="1" w:styleId="SourceCode">
-    <w:name w:val="Source Code"/>
-    <w:basedOn w:val="Normal"/>
-    <w:link w:val="VerbatimChar"/>
-    <w:pPr>
-      <w:wordWrap w:val="off"/>
-    </w:pPr>
-  </w:style>
-  <w:style w:type="character" w:customStyle="1" w:styleId="KeywordTok">
-    <w:name w:val="KeywordTok"/>
-    <w:basedOn w:val="VerbatimChar"/>
-    <w:rPr>
-      <w:b/>
-      <w:color w:val="007020"/>
-    </w:rPr>
-  </w:style>
-  <w:style w:type="character" w:customStyle="1" w:styleId="DataTypeTok">
-    <w:name w:val="DataTypeTok"/>
-    <w:basedOn w:val="VerbatimChar"/>
-    <w:rPr>
-      <w:color w:val="902000"/>
-    </w:rPr>
-  </w:style>
-  <w:style w:type="character" w:customStyle="1" w:styleId="DecValTok">
-    <w:name w:val="DecValTok"/>
-    <w:basedOn w:val="VerbatimChar"/>
-    <w:rPr>
-      <w:color w:val="40a070"/>
-    </w:rPr>
-  </w:style>
-  <w:style w:type="character" w:customStyle="1" w:styleId="BaseNTok">
-    <w:name w:val="BaseNTok"/>
-    <w:basedOn w:val="VerbatimChar"/>
-    <w:rPr>
-      <w:color w:val="40a070"/>
-    </w:rPr>
-  </w:style>
-  <w:style w:type="character" w:customStyle="1" w:styleId="FloatTok">
-    <w:name w:val="FloatTok"/>
-    <w:basedOn w:val="VerbatimChar"/>
-    <w:rPr>
-      <w:color w:val="40a070"/>
-    </w:rPr>
-  </w:style>
-  <w:style w:type="character" w:customStyle="1" w:styleId="ConstantTok">
-    <w:name w:val="ConstantTok"/>
-    <w:basedOn w:val="VerbatimChar"/>
-    <w:rPr>
-      <w:color w:val="880000"/>
-    </w:rPr>
-  </w:style>
-  <w:style w:type="character" w:customStyle="1" w:styleId="CharTok">
-    <w:name w:val="CharTok"/>
-    <w:basedOn w:val="VerbatimChar"/>
-    <w:rPr>
-      <w:color w:val="4070a0"/>
-    </w:rPr>
-  </w:style>
-  <w:style w:type="character" w:customStyle="1" w:styleId="SpecialCharTok">
-    <w:name w:val="SpecialCharTok"/>
-    <w:basedOn w:val="VerbatimChar"/>
-    <w:rPr>
-      <w:color w:val="4070a0"/>
-    </w:rPr>
-  </w:style>
-  <w:style w:type="character" w:customStyle="1" w:styleId="StringTok">
-    <w:name w:val="StringTok"/>
-    <w:basedOn w:val="VerbatimChar"/>
-    <w:rPr>
-      <w:color w:val="4070a0"/>
-    </w:rPr>
-  </w:style>
-  <w:style w:type="character" w:customStyle="1" w:styleId="VerbatimStringTok">
-    <w:name w:val="VerbatimStringTok"/>
-    <w:basedOn w:val="VerbatimChar"/>
-    <w:rPr>
-      <w:color w:val="4070a0"/>
-    </w:rPr>
-  </w:style>
-  <w:style w:type="character" w:customStyle="1" w:styleId="SpecialStringTok">
-    <w:name w:val="SpecialStringTok"/>
-    <w:basedOn w:val="VerbatimChar"/>
-    <w:rPr>
-      <w:color w:val="bb6688"/>
-    </w:rPr>
-  </w:style>
-  <w:style w:type="character" w:customStyle="1" w:styleId="ImportTok">
-    <w:name w:val="ImportTok"/>
-    <w:basedOn w:val="VerbatimChar"/>
-    <w:rPr>
-      <w:b/>
-      <w:color w:val="008000"/>
-    </w:rPr>
-  </w:style>
-  <w:style w:type="character" w:customStyle="1" w:styleId="CommentTok">
-    <w:name w:val="CommentTok"/>
-    <w:basedOn w:val="VerbatimChar"/>
-    <w:rPr>
-      <w:i/>
-      <w:color w:val="60a0b0"/>
-    </w:rPr>
-  </w:style>
-  <w:style w:type="character" w:customStyle="1" w:styleId="DocumentationTok">
-    <w:name w:val="DocumentationTok"/>
-    <w:basedOn w:val="VerbatimChar"/>
-    <w:rPr>
-      <w:i/>
-      <w:color w:val="ba2121"/>
-    </w:rPr>
-  </w:style>
-  <w:style w:type="character" w:customStyle="1" w:styleId="AnnotationTok">
-    <w:name w:val="AnnotationTok"/>
-    <w:basedOn w:val="VerbatimChar"/>
-    <w:rPr>
-      <w:b/>
-      <w:i/>
-      <w:color w:val="60a0b0"/>
-    </w:rPr>
-  </w:style>
-  <w:style w:type="character" w:customStyle="1" w:styleId="CommentVarTok">
-    <w:name w:val="CommentVarTok"/>
-    <w:basedOn w:val="VerbatimChar"/>
-    <w:rPr>
-      <w:b/>
-      <w:i/>
-      <w:color w:val="60a0b0"/>
-    </w:rPr>
-  </w:style>
-  <w:style w:type="character" w:customStyle="1" w:styleId="OtherTok">
-    <w:name w:val="OtherTok"/>
-    <w:basedOn w:val="VerbatimChar"/>
-    <w:rPr>
-      <w:color w:val="007020"/>
-    </w:rPr>
-  </w:style>
-  <w:style w:type="character" w:customStyle="1" w:styleId="FunctionTok">
-    <w:name w:val="FunctionTok"/>
-    <w:basedOn w:val="VerbatimChar"/>
-    <w:rPr>
-      <w:color w:val="06287e"/>
-    </w:rPr>
-  </w:style>
-  <w:style w:type="character" w:customStyle="1" w:styleId="VariableTok">
-    <w:name w:val="VariableTok"/>
-    <w:basedOn w:val="VerbatimChar"/>
-    <w:rPr>
-      <w:color w:val="19177c"/>
-    </w:rPr>
-  </w:style>
-  <w:style w:type="character" w:customStyle="1" w:styleId="ControlFlowTok">
-    <w:name w:val="ControlFlowTok"/>
-    <w:basedOn w:val="VerbatimChar"/>
-    <w:rPr>
-      <w:b/>
-      <w:color w:val="007020"/>
-    </w:rPr>
-  </w:style>
-  <w:style w:type="character" w:customStyle="1" w:styleId="OperatorTok">
-    <w:name w:val="OperatorTok"/>
-    <w:basedOn w:val="VerbatimChar"/>
-    <w:rPr>
-      <w:color w:val="666666"/>
-    </w:rPr>
-  </w:style>
-  <w:style w:type="character" w:customStyle="1" w:styleId="BuiltInTok">
-    <w:name w:val="BuiltInTok"/>
-    <w:basedOn w:val="VerbatimChar"/>
-    <w:rPr>
-      <w:color w:val="008000"/>
-    </w:rPr>
-  </w:style>
-  <w:style w:type="character" w:customStyle="1" w:styleId="ExtensionTok">
-    <w:name w:val="ExtensionTok"/>
-    <w:basedOn w:val="VerbatimChar"/>
-    <w:rPr/>
-  </w:style>
-  <w:style w:type="character" w:customStyle="1" w:styleId="PreprocessorTok">
-    <w:name w:val="PreprocessorTok"/>
-    <w:basedOn w:val="VerbatimChar"/>
-    <w:rPr>
-      <w:color w:val="bc7a00"/>
-    </w:rPr>
-  </w:style>
-  <w:style w:type="character" w:customStyle="1" w:styleId="AttributeTok">
-    <w:name w:val="AttributeTok"/>
-    <w:basedOn w:val="VerbatimChar"/>
-    <w:rPr>
-      <w:color w:val="7d9029"/>
-    </w:rPr>
-  </w:style>
-  <w:style w:type="character" w:customStyle="1" w:styleId="RegionMarkerTok">
-    <w:name w:val="RegionMarkerTok"/>
-    <w:basedOn w:val="VerbatimChar"/>
-    <w:rPr/>
-  </w:style>
-  <w:style w:type="character" w:customStyle="1" w:styleId="InformationTok">
-    <w:name w:val="InformationTok"/>
-    <w:basedOn w:val="VerbatimChar"/>
-    <w:rPr>
-      <w:b/>
-      <w:i/>
-      <w:color w:val="60a0b0"/>
-    </w:rPr>
-  </w:style>
-  <w:style w:type="character" w:customStyle="1" w:styleId="WarningTok">
-    <w:name w:val="WarningTok"/>
-    <w:basedOn w:val="VerbatimChar"/>
-    <w:rPr>
-      <w:b/>
-      <w:i/>
-      <w:color w:val="60a0b0"/>
-    </w:rPr>
-  </w:style>
-  <w:style w:type="character" w:customStyle="1" w:styleId="AlertTok">
-    <w:name w:val="AlertTok"/>
-    <w:basedOn w:val="VerbatimChar"/>
-    <w:rPr>
-      <w:b/>
-      <w:color w:val="ff0000"/>
-    </w:rPr>
-  </w:style>
-  <w:style w:type="character" w:customStyle="1" w:styleId="ErrorTok">
-    <w:name w:val="ErrorTok"/>
-    <w:basedOn w:val="VerbatimChar"/>
-    <w:rPr>
-      <w:b/>
-      <w:color w:val="ff0000"/>
-    </w:rPr>
-  </w:style>
-  <w:style w:type="character" w:customStyle="1" w:styleId="NormalTok">
-    <w:name w:val="NormalTok"/>
-    <w:basedOn w:val="VerbatimChar"/>
-    <w:rPr/>
+      <w:color w:val="000000"/>
+    </w:rPr>
   </w:style>
 </w:styles>
 </file>

--- a/report/theoretical-report.docx
+++ b/report/theoretical-report.docx
@@ -47,13 +47,6 @@
       </w:r>
       <w:r>
         <w:t xml:space="preserve">Дата: 28 октября 2026</w:t>
-      </w:r>
-    </w:p>
-    <w:p>
-      <w:r>
-        <w:pict>
-          <v:rect style="width:0;height:1.5pt" o:hralign="center" o:hrstd="t" o:hr="t"/>
-        </w:pict>
       </w:r>
     </w:p>
     <w:bookmarkStart w:id="9" w:name="введение"/>
